--- a/data/Dialogues EU-LAC_8th Ministerial Conference on the Information Society in Latin America and the Caribbean.docx
+++ b/data/Dialogues EU-LAC_8th Ministerial Conference on the Information Society in Latin America and the Caribbean.docx
@@ -2,13 +2,13 @@
 <file path=word/document.xml><?xml version="1.0" encoding="utf-8"?>
 <w:document xmlns:w="http://schemas.openxmlformats.org/wordprocessingml/2006/main" xmlns:m="http://schemas.openxmlformats.org/officeDocument/2006/math" xmlns:r="http://schemas.openxmlformats.org/officeDocument/2006/relationships" xmlns:o="urn:schemas-microsoft-com:office:office" xmlns:v="urn:schemas-microsoft-com:vml" xmlns:w10="urn:schemas-microsoft-com:office:word" xmlns:a="http://schemas.openxmlformats.org/drawingml/2006/main" xmlns:pic="http://schemas.openxmlformats.org/drawingml/2006/picture" xmlns:wp="http://schemas.openxmlformats.org/drawingml/2006/wordprocessingDrawing">
   <w:body>
-    <w:bookmarkStart w:id="26" w:name="Xdfacda12962b003bc8efe4a5f2ff49a0a16ec6d"/>
+    <w:bookmarkStart w:id="26" w:name="Xb07fcc73fe71c0e81b1680fc90d69e771fd9000"/>
     <w:p>
       <w:pPr>
         <w:pStyle w:val="Heading1"/>
       </w:pPr>
       <w:r>
-        <w:t xml:space="preserve">Eighth Ministerial Conference on the Information Society in Latin America and the Caribbean: Provisional Agenda and Objectives</w:t>
+        <w:t xml:space="preserve">Eighth Ministerial Conference on the Information Society in Latin America and the Caribbean – Provisional Agenda and Background</w:t>
       </w:r>
     </w:p>
     <w:p>
@@ -23,7 +23,7 @@
         <w:t xml:space="preserve">Date</w:t>
       </w:r>
       <w:r>
-        <w:t xml:space="preserve">: 2022-11-06</w:t>
+        <w:t xml:space="preserve">: 2022-11-16 to 2022-11-18</w:t>
       </w:r>
     </w:p>
     <w:p>
@@ -55,19 +55,19 @@
         <w:pStyle w:val="FirstParagraph"/>
       </w:pPr>
       <w:r>
-        <w:t xml:space="preserve">The Eighth Ministerial Conference on the Information Society in Latin America and the Caribbean, held in Montevideo from November 16-18, 2022, aimed to review progress on the Digital Agenda for Latin America and the Caribbean (eLAC2022) and set cooperation commitments for 2024. Organized by the Economic Commission for Latin America and the Caribbean (ECLAC), the conference included the election of Presiding Officers, discussions on a position paper titled</w:t>
+        <w:t xml:space="preserve">The Eighth Ministerial Conference on the Information Society in Latin America and the Caribbean, held in Montevideo from 16–18 November 2022, focused on reviewing progress on the Digital Agenda for Latin America and the Caribbean (eLAC2022) and advancing cooperation commitments for 2024. Convened by ECLAC, which provides technical support and coordination, the conference included the election of Presiding Officers, presentation of a position paper titled</w:t>
       </w:r>
       <w:r>
         <w:t xml:space="preserve"> </w:t>
       </w:r>
       <w:r>
-        <w:t xml:space="preserve">“A digital path for sustainable development,”</w:t>
+        <w:t xml:space="preserve">“A digital path for sustainable development in Latin America and the Caribbean,”</w:t>
       </w:r>
       <w:r>
         <w:t xml:space="preserve"> </w:t>
       </w:r>
       <w:r>
-        <w:t xml:space="preserve">and 14 panel discussions. Key agenda items included the adoption of the proposed eLAC2024 and the draft Montevideo Declaration, focusing on digital transformation challenges and the role of technology in promoting inclusion, sustainability, and economic productivity.</w:t>
+        <w:t xml:space="preserve">and 14 panel discussions. Key topics addressed the role of digital technologies in inclusion, economic diversification, environmental sustainability, and productivity. The conference concluded with the consideration and adoption of the proposed digital agenda for 2024 (eLAC2024) and the draft Montevideo Declaration, emphasizing regional cooperation and governance in the digital age.</w:t>
       </w:r>
     </w:p>
     <w:bookmarkEnd w:id="20"/>
@@ -89,7 +89,7 @@
         </w:numPr>
       </w:pPr>
       <w:r>
-        <w:t xml:space="preserve">The conference is a follow-up to the seventh Ministerial Conference, focusing on the Digital Agenda for Latin America and the Caribbean (eLAC2022) and future commitments for 2024.</w:t>
+        <w:t xml:space="preserve">The conference is a follow-up to the seventh Ministerial Conference held in 2020, focusing on the Digital Agenda for Latin America and the Caribbean (eLAC).</w:t>
       </w:r>
     </w:p>
     <w:p>
@@ -101,7 +101,7 @@
         </w:numPr>
       </w:pPr>
       <w:r>
-        <w:t xml:space="preserve">It includes the election of Presiding Officers, discussions on a position paper, and panel discussions over three days.</w:t>
+        <w:t xml:space="preserve">ECLAC serves as the technical secretariat, providing support, producing studies, and facilitating coordination and organization.</w:t>
       </w:r>
     </w:p>
     <w:p>
@@ -113,7 +113,7 @@
         </w:numPr>
       </w:pPr>
       <w:r>
-        <w:t xml:space="preserve">The agenda emphasizes sustainable development through digital transformation, addressing inclusion, environmental sustainability, and economic productivity.</w:t>
+        <w:t xml:space="preserve">The event spans three days, featuring election of officers, presentation of a position paper on digital sustainable development, 14 panel discussions, and debates on eLAC2024 and the Montevideo Declaration.</w:t>
       </w:r>
     </w:p>
     <w:p>
@@ -125,7 +125,31 @@
         </w:numPr>
       </w:pPr>
       <w:r>
-        <w:t xml:space="preserve">The conference will consider and adopt the proposed digital agenda for 2024 and the draft Montevideo Declaration.</w:t>
+        <w:t xml:space="preserve">The agenda includes election of Presiding Officers with geographic representation, adoption of the agenda, opening session, panel discussions, and adoption of key documents.</w:t>
+      </w:r>
+    </w:p>
+    <w:p>
+      <w:pPr>
+        <w:pStyle w:val="Compact"/>
+        <w:numPr>
+          <w:ilvl w:val="0"/>
+          <w:numId w:val="1001"/>
+        </w:numPr>
+      </w:pPr>
+      <w:r>
+        <w:t xml:space="preserve">The conference aims to assess progress on digital transformation challenges, inclusion, sustainability, and economic productivity in the region.</w:t>
+      </w:r>
+    </w:p>
+    <w:p>
+      <w:pPr>
+        <w:pStyle w:val="Compact"/>
+        <w:numPr>
+          <w:ilvl w:val="0"/>
+          <w:numId w:val="1001"/>
+        </w:numPr>
+      </w:pPr>
+      <w:r>
+        <w:t xml:space="preserve">The final session focuses on adopting the proposed digital agenda (eLAC2024) and the draft Montevideo Declaration to guide regional digital cooperation through 2024.</w:t>
       </w:r>
     </w:p>
     <w:bookmarkEnd w:id="21"/>
@@ -195,31 +219,7 @@
               <w:pStyle w:val="Compact"/>
             </w:pPr>
             <w:r>
-              <w:t xml:space="preserve">Government of Uruguay; Minister of Telecommunications and the Information Society of Ecuador; Executive Director of the National Agency for e-Government and Information Society (AGESIC) of Uruguay; Executive Secretary of ECLAC</w:t>
-            </w:r>
-          </w:p>
-        </w:tc>
-      </w:tr>
-      <w:tr>
-        <w:tc>
-          <w:tcPr/>
-          <w:p>
-            <w:pPr>
-              <w:pStyle w:val="Compact"/>
-            </w:pPr>
-            <w:r>
-              <w:t xml:space="preserve">Research and Innovation Actors</w:t>
-            </w:r>
-          </w:p>
-        </w:tc>
-        <w:tc>
-          <w:tcPr/>
-          <w:p>
-            <w:pPr>
-              <w:pStyle w:val="Compact"/>
-            </w:pPr>
-            <w:r>
-              <w:t xml:space="preserve">Economic Commission for Latin America and the Caribbean (ECLAC)</w:t>
+              <w:t xml:space="preserve">Government of Uruguay; Minister of Telecommunications and the Information Society of Ecuador; Economic Commission for Latin America and the Caribbean (ECLAC)</w:t>
             </w:r>
           </w:p>
         </w:tc>
@@ -305,6 +305,30 @@
               <w:pStyle w:val="Compact"/>
             </w:pPr>
             <w:r>
+              <w:t xml:space="preserve">Inclusion &amp; Social Development</w:t>
+            </w:r>
+          </w:p>
+        </w:tc>
+        <w:tc>
+          <w:tcPr/>
+          <w:p>
+            <w:pPr>
+              <w:pStyle w:val="Compact"/>
+            </w:pPr>
+            <w:r>
+              <w:t xml:space="preserve">Digital Inclusion</w:t>
+            </w:r>
+          </w:p>
+        </w:tc>
+      </w:tr>
+      <w:tr>
+        <w:tc>
+          <w:tcPr/>
+          <w:p>
+            <w:pPr>
+              <w:pStyle w:val="Compact"/>
+            </w:pPr>
+            <w:r>
               <w:t xml:space="preserve">Regional &amp; International Cooperation</w:t>
             </w:r>
           </w:p>
@@ -341,7 +365,7 @@
         </w:numPr>
       </w:pPr>
       <w:r>
-        <w:t xml:space="preserve">The Economic Commission for Latin America and the Caribbean (ECLAC) provides technical support for the regional follow-up mechanism for the Digital Agenda for Latin America and the Caribbean (eLAC), specifically to the Presiding Officers and their Chair, and facilitates the organization and coordination of working groups.</w:t>
+        <w:t xml:space="preserve">The Economic Commission for Latin America and the Caribbean (ECLAC) provides technical support for the regional follow-up mechanism for the Digital Agenda for Latin America and the Caribbean (eLAC), including support to Presiding Officers and coordination of working groups.</w:t>
       </w:r>
     </w:p>
     <w:p>
@@ -353,7 +377,7 @@
         </w:numPr>
       </w:pPr>
       <w:r>
-        <w:t xml:space="preserve">The eighth Ministerial Conference on the Information Society in Latin America and the Caribbean examined progress on the Digital Agenda for Latin America and the Caribbean (eLAC2022) and moved ahead with cooperation commitments for 2024.</w:t>
+        <w:t xml:space="preserve">ECLAC produces substantive studies, prepares newsletters, and maintains an online collaboration platform to support the digital agenda.</w:t>
       </w:r>
     </w:p>
     <w:p>
@@ -365,19 +389,7 @@
         </w:numPr>
       </w:pPr>
       <w:r>
-        <w:t xml:space="preserve">The conference included the presentation of a position paper titled</w:t>
-      </w:r>
-      <w:r>
-        <w:t xml:space="preserve"> </w:t>
-      </w:r>
-      <w:r>
-        <w:t xml:space="preserve">“A digital path for sustainable development in Latin America and the Caribbean,”</w:t>
-      </w:r>
-      <w:r>
-        <w:t xml:space="preserve"> </w:t>
-      </w:r>
-      <w:r>
-        <w:t xml:space="preserve">which addresses challenges and opportunities in digital transformation.</w:t>
+        <w:t xml:space="preserve">ECLAC supports the organization of the Ministerial Conference on the Information Society in Latin America and the Caribbean and its preparatory meetings.</w:t>
       </w:r>
     </w:p>
     <w:p>
@@ -389,7 +401,43 @@
         </w:numPr>
       </w:pPr>
       <w:r>
-        <w:t xml:space="preserve">The proposed digital agenda for Latin America and the Caribbean (eLAC2024) and the draft Montevideo Declaration were considered and adopted during the conference, outlining future cooperation and initiatives in the digital space.</w:t>
+        <w:t xml:space="preserve">The eighth Ministerial Conference reviews progress on the Digital Agenda for Latin America and the Caribbean (eLAC2022) and advances cooperation commitments for 2024.</w:t>
+      </w:r>
+    </w:p>
+    <w:p>
+      <w:pPr>
+        <w:pStyle w:val="Compact"/>
+        <w:numPr>
+          <w:ilvl w:val="0"/>
+          <w:numId w:val="1002"/>
+        </w:numPr>
+      </w:pPr>
+      <w:r>
+        <w:t xml:space="preserve">The conference adopts the proposed digital agenda for Latin America and the Caribbean (eLAC2024) and the draft Montevideo Declaration, which guide regional digital cooperation activities.</w:t>
+      </w:r>
+    </w:p>
+    <w:p>
+      <w:pPr>
+        <w:pStyle w:val="Compact"/>
+        <w:numPr>
+          <w:ilvl w:val="0"/>
+          <w:numId w:val="1002"/>
+        </w:numPr>
+      </w:pPr>
+      <w:r>
+        <w:t xml:space="preserve">The Presiding Officers, elected from four country groupings, oversee the regional digital agenda implementation until the next ministerial conference.</w:t>
+      </w:r>
+    </w:p>
+    <w:p>
+      <w:pPr>
+        <w:pStyle w:val="Compact"/>
+        <w:numPr>
+          <w:ilvl w:val="0"/>
+          <w:numId w:val="1002"/>
+        </w:numPr>
+      </w:pPr>
+      <w:r>
+        <w:t xml:space="preserve">The conference includes panel discussions and presentations on digital transformation challenges and sustainable development in the region, fostering dialogue and cooperation among member states.</w:t>
       </w:r>
     </w:p>
     <w:bookmarkEnd w:id="24"/>
